--- a/inspection-template.docx
+++ b/inspection-template.docx
@@ -23473,63 +23473,63 @@
                 <w:sz w:val="18"/>
                 <w:szCs w:val="18"/>
               </w:rPr>
-              <w:t>_________________________________________________________________________________________________________________________</w:t>
-            </w:r>
-          </w:p>
-          <w:p>
-            <w:pPr>
-              <w:ind w:right="-360"/>
-              <w:rPr>
-                <w:b/>
-                <w:sz w:val="18"/>
-                <w:szCs w:val="18"/>
-              </w:rPr>
-            </w:pPr>
-          </w:p>
-          <w:p>
-            <w:pPr>
-              <w:ind w:right="-360"/>
-              <w:rPr>
-                <w:b/>
-                <w:sz w:val="18"/>
-                <w:szCs w:val="18"/>
-              </w:rPr>
-            </w:pPr>
-            <w:r>
-              <w:rPr>
-                <w:b/>
-                <w:sz w:val="18"/>
-                <w:szCs w:val="18"/>
-              </w:rPr>
-              <w:t>_________________________________________________________________________________________________________________________</w:t>
-            </w:r>
-          </w:p>
-          <w:p>
-            <w:pPr>
-              <w:ind w:right="-360"/>
-              <w:rPr>
-                <w:b/>
-                <w:sz w:val="18"/>
-                <w:szCs w:val="18"/>
-              </w:rPr>
-            </w:pPr>
-          </w:p>
-          <w:p>
-            <w:pPr>
-              <w:ind w:right="-360"/>
-              <w:rPr>
-                <w:b/>
-                <w:sz w:val="16"/>
-                <w:szCs w:val="16"/>
-              </w:rPr>
-            </w:pPr>
-            <w:r>
-              <w:rPr>
-                <w:b/>
-                <w:sz w:val="18"/>
-                <w:szCs w:val="18"/>
-              </w:rPr>
-              <w:t>_________________________________________________________________________________________________________________________</w:t>
+              <w:t/>
+            </w:r>
+          </w:p>
+          <w:p>
+            <w:pPr>
+              <w:ind w:right="-360"/>
+              <w:rPr>
+                <w:b/>
+                <w:sz w:val="18"/>
+                <w:szCs w:val="18"/>
+              </w:rPr>
+            </w:pPr>
+          </w:p>
+          <w:p>
+            <w:pPr>
+              <w:ind w:right="-360"/>
+              <w:rPr>
+                <w:b/>
+                <w:sz w:val="18"/>
+                <w:szCs w:val="18"/>
+              </w:rPr>
+            </w:pPr>
+            <w:r>
+              <w:rPr>
+                <w:b/>
+                <w:sz w:val="18"/>
+                <w:szCs w:val="18"/>
+              </w:rPr>
+              <w:t/>
+            </w:r>
+          </w:p>
+          <w:p>
+            <w:pPr>
+              <w:ind w:right="-360"/>
+              <w:rPr>
+                <w:b/>
+                <w:sz w:val="18"/>
+                <w:szCs w:val="18"/>
+              </w:rPr>
+            </w:pPr>
+          </w:p>
+          <w:p>
+            <w:pPr>
+              <w:ind w:right="-360"/>
+              <w:rPr>
+                <w:b/>
+                <w:sz w:val="16"/>
+                <w:szCs w:val="16"/>
+              </w:rPr>
+            </w:pPr>
+            <w:r>
+              <w:rPr>
+                <w:b/>
+                <w:sz w:val="18"/>
+                <w:szCs w:val="18"/>
+              </w:rPr>
+              <w:t/>
             </w:r>
           </w:p>
           <w:p>
